--- a/ส่วนเสริมทั้งหมด/บรรณานุกรม.docx
+++ b/ส่วนเสริมทั้งหมด/บรรณานุกรม.docx
@@ -716,14 +716,6 @@
           <w:sz w:val="32"/>
           <w:szCs w:val="32"/>
         </w:rPr>
-      </w:r>
-      <w:r>
-        <w:rPr>
-          <w:rFonts w:ascii="TH SarabunPSK" w:hAnsi="TH SarabunPSK" w:cs="TH SarabunPSK"/>
-          <w:color w:val="000000" w:themeColor="text1"/>
-          <w:sz w:val="32"/>
-          <w:szCs w:val="32"/>
-        </w:rPr>
         <w:fldChar w:fldCharType="separate"/>
       </w:r>
       <w:r>
@@ -760,18 +752,7 @@
           <w:u w:val="none"/>
         </w:rPr>
         <w:tab/>
-        <w:t>g</w:t>
-      </w:r>
-      <w:r>
-        <w:rPr>
-          <w:rStyle w:val="Hyperlink"/>
-          <w:rFonts w:ascii="TH SarabunPSK" w:hAnsi="TH SarabunPSK" w:cs="TH SarabunPSK"/>
-          <w:color w:val="auto"/>
-          <w:sz w:val="32"/>
-          <w:szCs w:val="32"/>
-          <w:u w:val="none"/>
-        </w:rPr>
-        <w:t>onblog.com/what-is-</w:t>
+        <w:t>gonblog.com/what-is-</w:t>
       </w:r>
       <w:proofErr w:type="spellStart"/>
       <w:r>
@@ -1213,13 +1194,6 @@
           <w:sz w:val="32"/>
           <w:szCs w:val="32"/>
         </w:rPr>
-      </w:r>
-      <w:r>
-        <w:rPr>
-          <w:rFonts w:ascii="TH SarabunPSK" w:hAnsi="TH SarabunPSK" w:cs="TH SarabunPSK"/>
-          <w:sz w:val="32"/>
-          <w:szCs w:val="32"/>
-        </w:rPr>
         <w:fldChar w:fldCharType="separate"/>
       </w:r>
       <w:r>
@@ -1257,18 +1231,7 @@
           <w:u w:val="none"/>
         </w:rPr>
         <w:tab/>
-        <w:t>/</w:t>
-      </w:r>
-      <w:r>
-        <w:rPr>
-          <w:rStyle w:val="Hyperlink"/>
-          <w:rFonts w:ascii="TH SarabunPSK" w:hAnsi="TH SarabunPSK" w:cs="TH SarabunPSK"/>
-          <w:color w:val="auto"/>
-          <w:sz w:val="32"/>
-          <w:szCs w:val="32"/>
-          <w:u w:val="none"/>
-        </w:rPr>
-        <w:t>ecommerce/what-is-line-</w:t>
+        <w:t>/ecommerce/what-is-line-</w:t>
       </w:r>
       <w:proofErr w:type="spellStart"/>
       <w:r>
@@ -1624,14 +1587,6 @@
           <w:sz w:val="32"/>
           <w:szCs w:val="32"/>
         </w:rPr>
-      </w:r>
-      <w:r>
-        <w:rPr>
-          <w:rFonts w:ascii="TH SarabunPSK" w:hAnsi="TH SarabunPSK" w:cs="TH SarabunPSK"/>
-          <w:color w:val="000000" w:themeColor="text1"/>
-          <w:sz w:val="32"/>
-          <w:szCs w:val="32"/>
-        </w:rPr>
         <w:fldChar w:fldCharType="separate"/>
       </w:r>
       <w:r>
@@ -1668,18 +1623,7 @@
           <w:u w:val="none"/>
         </w:rPr>
         <w:tab/>
-        <w:t>e</w:t>
-      </w:r>
-      <w:r>
-        <w:rPr>
-          <w:rStyle w:val="Hyperlink"/>
-          <w:rFonts w:ascii="TH SarabunPSK" w:hAnsi="TH SarabunPSK" w:cs="TH SarabunPSK"/>
-          <w:color w:val="000000" w:themeColor="text1"/>
-          <w:sz w:val="32"/>
-          <w:szCs w:val="32"/>
-          <w:u w:val="none"/>
-        </w:rPr>
-        <w:t>-ai-limitation</w:t>
+        <w:t>e-ai-limitation</w:t>
       </w:r>
       <w:r>
         <w:rPr>
@@ -1778,16 +1722,7 @@
           <w:sz w:val="32"/>
           <w:szCs w:val="32"/>
         </w:rPr>
-        <w:t>d</w:t>
-      </w:r>
-      <w:r>
-        <w:rPr>
-          <w:rFonts w:ascii="TH SarabunPSK" w:hAnsi="TH SarabunPSK" w:cs="TH SarabunPSK"/>
-          <w:color w:val="000000" w:themeColor="text1"/>
-          <w:sz w:val="32"/>
-          <w:szCs w:val="32"/>
-        </w:rPr>
-        <w:t>atadoghq</w:t>
+        <w:t>datadoghq</w:t>
       </w:r>
       <w:proofErr w:type="spellEnd"/>
       <w:r>
@@ -1832,18 +1767,7 @@
             <w:szCs w:val="32"/>
             <w:u w:val="none"/>
           </w:rPr>
-          <w:t>/knowledge-center/</w:t>
-        </w:r>
-        <w:r>
-          <w:rPr>
-            <w:rStyle w:val="Hyperlink"/>
-            <w:rFonts w:ascii="TH SarabunPSK" w:hAnsi="TH SarabunPSK" w:cs="TH SarabunPSK"/>
-            <w:color w:val="000000" w:themeColor="text1"/>
-            <w:sz w:val="32"/>
-            <w:szCs w:val="32"/>
-            <w:u w:val="none"/>
-          </w:rPr>
-          <w:t>serverless-architecture/</w:t>
+          <w:t>/knowledge-center/serverless-architecture/</w:t>
         </w:r>
       </w:hyperlink>
     </w:p>
@@ -1963,18 +1887,7 @@
           <w:sz w:val="32"/>
           <w:szCs w:val="32"/>
         </w:rPr>
-        <w:t xml:space="preserve"> Functions</w:t>
-      </w:r>
-      <w:r>
-        <w:rPr>
-          <w:rFonts w:ascii="TH SarabunPSK" w:hAnsi="TH SarabunPSK" w:cs="TH SarabunPSK"/>
-          <w:i/>
-          <w:iCs/>
-          <w:color w:val="000000" w:themeColor="text1"/>
-          <w:sz w:val="32"/>
-          <w:szCs w:val="32"/>
-        </w:rPr>
-        <w:t>.</w:t>
+        <w:t xml:space="preserve"> Functions.</w:t>
       </w:r>
       <w:r>
         <w:rPr>
@@ -1993,16 +1906,7 @@
           <w:sz w:val="32"/>
           <w:szCs w:val="32"/>
         </w:rPr>
-        <w:t>B</w:t>
-      </w:r>
-      <w:r>
-        <w:rPr>
-          <w:rFonts w:ascii="TH SarabunPSK" w:hAnsi="TH SarabunPSK" w:cs="TH SarabunPSK"/>
-          <w:color w:val="000000" w:themeColor="text1"/>
-          <w:sz w:val="32"/>
-          <w:szCs w:val="32"/>
-        </w:rPr>
-        <w:t>orntodev</w:t>
+        <w:t>Borntodev</w:t>
       </w:r>
       <w:proofErr w:type="spellEnd"/>
       <w:r>
@@ -2031,14 +1935,6 @@
           <w:szCs w:val="32"/>
         </w:rPr>
         <w:instrText xml:space="preserve"> HYPERLINK "https://www.borntodev.com/2024/04/19/%E0%B8%81%E0%B8%B2%E0%B8%A3-deploy-expressjs-%E0%B8%82%E0%B8%B6%E0%B9%89%E0%B8%99-cloud-serverless-%E0%B8%9A%E0%B8%99-vercel/" </w:instrText>
-      </w:r>
-      <w:r>
-        <w:rPr>
-          <w:rFonts w:ascii="TH SarabunPSK" w:hAnsi="TH SarabunPSK" w:cs="TH SarabunPSK"/>
-          <w:color w:val="000000" w:themeColor="text1"/>
-          <w:sz w:val="32"/>
-          <w:szCs w:val="32"/>
-        </w:rPr>
       </w:r>
       <w:r>
         <w:rPr>
@@ -2085,7 +1981,7 @@
           <w:u w:val="none"/>
         </w:rPr>
         <w:tab/>
-        <w:t>s</w:t>
+        <w:t>s://www.borntodev.com/2024/04/19/</w:t>
       </w:r>
       <w:r>
         <w:rPr>
@@ -2095,8 +1991,9 @@
           <w:sz w:val="32"/>
           <w:szCs w:val="32"/>
           <w:u w:val="none"/>
-        </w:rPr>
-        <w:t>://www.borntodev.com/2024/04/19/</w:t>
+          <w:cs/>
+        </w:rPr>
+        <w:t>การ-</w:t>
       </w:r>
       <w:r>
         <w:rPr>
@@ -2106,31 +2003,8 @@
           <w:sz w:val="32"/>
           <w:szCs w:val="32"/>
           <w:u w:val="none"/>
-          <w:cs/>
-        </w:rPr>
-        <w:t>การ-</w:t>
-      </w:r>
-      <w:r>
-        <w:rPr>
-          <w:rStyle w:val="Hyperlink"/>
-          <w:rFonts w:ascii="TH SarabunPSK" w:hAnsi="TH SarabunPSK" w:cs="TH SarabunPSK"/>
-          <w:color w:val="000000" w:themeColor="text1"/>
-          <w:sz w:val="32"/>
-          <w:szCs w:val="32"/>
-          <w:u w:val="none"/>
-        </w:rPr>
-        <w:t>deploy-ex</w:t>
-      </w:r>
-      <w:r>
-        <w:rPr>
-          <w:rStyle w:val="Hyperlink"/>
-          <w:rFonts w:ascii="TH SarabunPSK" w:hAnsi="TH SarabunPSK" w:cs="TH SarabunPSK"/>
-          <w:color w:val="000000" w:themeColor="text1"/>
-          <w:sz w:val="32"/>
-          <w:szCs w:val="32"/>
-          <w:u w:val="none"/>
-        </w:rPr>
-        <w:t>press-</w:t>
+        </w:rPr>
+        <w:t>deploy-express-</w:t>
       </w:r>
       <w:r>
         <w:rPr>
@@ -2367,16 +2241,7 @@
           <w:sz w:val="32"/>
           <w:szCs w:val="32"/>
         </w:rPr>
-        <w:t>P</w:t>
-      </w:r>
-      <w:r>
-        <w:rPr>
-          <w:rFonts w:ascii="TH SarabunPSK" w:hAnsi="TH SarabunPSK" w:cs="TH SarabunPSK"/>
-          <w:color w:val="000000" w:themeColor="text1"/>
-          <w:sz w:val="32"/>
-          <w:szCs w:val="32"/>
-        </w:rPr>
-        <w:t>eerlist</w:t>
+        <w:t>Peerlist</w:t>
       </w:r>
       <w:proofErr w:type="spellEnd"/>
       <w:r>
@@ -2406,14 +2271,6 @@
           <w:szCs w:val="32"/>
         </w:rPr>
         <w:instrText xml:space="preserve"> HYPERLINK "https://peerlist.io/ajaykalal/articles/rise-of-shadcnui-a-new-era-for-frontend-developers" </w:instrText>
-      </w:r>
-      <w:r>
-        <w:rPr>
-          <w:rFonts w:ascii="TH SarabunPSK" w:hAnsi="TH SarabunPSK" w:cs="TH SarabunPSK"/>
-          <w:color w:val="000000" w:themeColor="text1"/>
-          <w:sz w:val="32"/>
-          <w:szCs w:val="32"/>
-        </w:rPr>
       </w:r>
       <w:r>
         <w:rPr>
@@ -2458,18 +2315,7 @@
           <w:u w:val="none"/>
         </w:rPr>
         <w:tab/>
-        <w:t>es/rise</w:t>
-      </w:r>
-      <w:r>
-        <w:rPr>
-          <w:rStyle w:val="Hyperlink"/>
-          <w:rFonts w:ascii="TH SarabunPSK" w:hAnsi="TH SarabunPSK" w:cs="TH SarabunPSK"/>
-          <w:color w:val="000000" w:themeColor="text1"/>
-          <w:sz w:val="32"/>
-          <w:szCs w:val="32"/>
-          <w:u w:val="none"/>
-        </w:rPr>
-        <w:t>-of-</w:t>
+        <w:t>es/rise-of-</w:t>
       </w:r>
       <w:proofErr w:type="spellStart"/>
       <w:r>
@@ -2976,14 +2822,6 @@
           <w:sz w:val="32"/>
           <w:szCs w:val="32"/>
         </w:rPr>
-      </w:r>
-      <w:r>
-        <w:rPr>
-          <w:rFonts w:ascii="TH SarabunPSK" w:hAnsi="TH SarabunPSK" w:cs="TH SarabunPSK"/>
-          <w:color w:val="000000" w:themeColor="text1"/>
-          <w:sz w:val="32"/>
-          <w:szCs w:val="32"/>
-        </w:rPr>
         <w:fldChar w:fldCharType="separate"/>
       </w:r>
       <w:r>
@@ -3200,14 +3038,6 @@
           <w:sz w:val="32"/>
           <w:szCs w:val="32"/>
         </w:rPr>
-      </w:r>
-      <w:r>
-        <w:rPr>
-          <w:rFonts w:ascii="TH SarabunPSK" w:hAnsi="TH SarabunPSK" w:cs="TH SarabunPSK"/>
-          <w:color w:val="000000" w:themeColor="text1"/>
-          <w:sz w:val="32"/>
-          <w:szCs w:val="32"/>
-        </w:rPr>
         <w:fldChar w:fldCharType="separate"/>
       </w:r>
       <w:r>
@@ -3244,16 +3074,6 @@
           <w:u w:val="none"/>
         </w:rPr>
         <w:tab/>
-      </w:r>
-      <w:r>
-        <w:rPr>
-          <w:rStyle w:val="Hyperlink"/>
-          <w:rFonts w:ascii="TH SarabunPSK" w:hAnsi="TH SarabunPSK" w:cs="TH SarabunPSK"/>
-          <w:color w:val="000000" w:themeColor="text1"/>
-          <w:sz w:val="32"/>
-          <w:szCs w:val="32"/>
-          <w:u w:val="none"/>
-        </w:rPr>
         <w:t>e-official-account-for-business</w:t>
       </w:r>
       <w:r>
@@ -3361,18 +3181,7 @@
           <w:sz w:val="32"/>
           <w:szCs w:val="32"/>
         </w:rPr>
-        <w:t>?</w:t>
-      </w:r>
-      <w:r>
-        <w:rPr>
-          <w:rFonts w:ascii="TH SarabunPSK" w:hAnsi="TH SarabunPSK" w:cs="TH SarabunPSK"/>
-          <w:i/>
-          <w:iCs/>
-          <w:color w:val="000000" w:themeColor="text1"/>
-          <w:sz w:val="32"/>
-          <w:szCs w:val="32"/>
-        </w:rPr>
-        <w:t>.</w:t>
+        <w:t>?.</w:t>
       </w:r>
       <w:proofErr w:type="gramEnd"/>
       <w:r>
@@ -3421,14 +3230,6 @@
           <w:szCs w:val="32"/>
         </w:rPr>
         <w:instrText xml:space="preserve"> HYPERLINK "https://davoy.tech/%e0%b9%81%e0%b8%99%e0%b8%b0%e0%b8%99%e0%b8%b3-openrouter-ai-%e0%b9%80%e0%b8%a7%e0%b9%87%e0%b8%9a%e0%b8%a3%e0%b8%a7%e0%b8%a1-llm-api/" </w:instrText>
-      </w:r>
-      <w:r>
-        <w:rPr>
-          <w:rFonts w:ascii="TH SarabunPSK" w:hAnsi="TH SarabunPSK" w:cs="TH SarabunPSK"/>
-          <w:color w:val="000000" w:themeColor="text1"/>
-          <w:sz w:val="32"/>
-          <w:szCs w:val="32"/>
-        </w:rPr>
       </w:r>
       <w:r>
         <w:rPr>
@@ -3726,16 +3527,7 @@
           <w:szCs w:val="32"/>
         </w:rPr>
         <w:tab/>
-        <w:t>ps.</w:t>
-      </w:r>
-      <w:r>
-        <w:rPr>
-          <w:rFonts w:ascii="TH SarabunPSK" w:hAnsi="TH SarabunPSK" w:cs="TH SarabunPSK"/>
-          <w:color w:val="000000" w:themeColor="text1"/>
-          <w:sz w:val="32"/>
-          <w:szCs w:val="32"/>
-        </w:rPr>
-        <w:t>thaiware.com/2548.html</w:t>
+        <w:t>ps.thaiware.com/2548.html</w:t>
       </w:r>
     </w:p>
     <w:p>
@@ -3909,14 +3701,6 @@
           <w:sz w:val="32"/>
           <w:szCs w:val="32"/>
         </w:rPr>
-      </w:r>
-      <w:r>
-        <w:rPr>
-          <w:rFonts w:ascii="TH SarabunPSK" w:hAnsi="TH SarabunPSK" w:cs="TH SarabunPSK"/>
-          <w:color w:val="000000" w:themeColor="text1"/>
-          <w:sz w:val="32"/>
-          <w:szCs w:val="32"/>
-        </w:rPr>
         <w:fldChar w:fldCharType="separate"/>
       </w:r>
       <w:r>
@@ -3955,29 +3739,7 @@
           <w:u w:val="none"/>
         </w:rPr>
         <w:tab/>
-        <w:t>ttps://</w:t>
-      </w:r>
-      <w:r>
-        <w:rPr>
-          <w:rStyle w:val="Hyperlink"/>
-          <w:rFonts w:ascii="TH SarabunPSK" w:hAnsi="TH SarabunPSK" w:cs="TH SarabunPSK"/>
-          <w:color w:val="000000" w:themeColor="text1"/>
-          <w:sz w:val="32"/>
-          <w:szCs w:val="32"/>
-          <w:u w:val="none"/>
-        </w:rPr>
-        <w:t>datawow.co.th/th/blogs/boost-your-business-with-retrieval</w:t>
-      </w:r>
-      <w:r>
-        <w:rPr>
-          <w:rStyle w:val="Hyperlink"/>
-          <w:rFonts w:ascii="TH SarabunPSK" w:hAnsi="TH SarabunPSK" w:cs="TH SarabunPSK"/>
-          <w:color w:val="000000" w:themeColor="text1"/>
-          <w:sz w:val="32"/>
-          <w:szCs w:val="32"/>
-          <w:u w:val="none"/>
-        </w:rPr>
-        <w:t>-augmented</w:t>
+        <w:t>ttps://datawow.co.th/th/blogs/boost-your-business-with-retrieval-augmented</w:t>
       </w:r>
     </w:p>
     <w:p>
@@ -4270,14 +4032,6 @@
           <w:sz w:val="32"/>
           <w:szCs w:val="32"/>
         </w:rPr>
-      </w:r>
-      <w:r>
-        <w:rPr>
-          <w:rFonts w:ascii="TH SarabunPSK" w:hAnsi="TH SarabunPSK" w:cs="TH SarabunPSK"/>
-          <w:color w:val="000000" w:themeColor="text1"/>
-          <w:sz w:val="32"/>
-          <w:szCs w:val="32"/>
-        </w:rPr>
         <w:fldChar w:fldCharType="separate"/>
       </w:r>
       <w:r>
@@ -4314,29 +4068,7 @@
           <w:u w:val="none"/>
         </w:rPr>
         <w:tab/>
-        <w:t>6</w:t>
-      </w:r>
-      <w:r>
-        <w:rPr>
-          <w:rStyle w:val="Hyperlink"/>
-          <w:rFonts w:ascii="TH SarabunPSK" w:hAnsi="TH SarabunPSK" w:cs="TH SarabunPSK"/>
-          <w:color w:val="000000" w:themeColor="text1"/>
-          <w:sz w:val="32"/>
-          <w:szCs w:val="32"/>
-          <w:u w:val="none"/>
-        </w:rPr>
-        <w:t>/ectiard.2025-5-2.258701</w:t>
-      </w:r>
-      <w:r>
-        <w:rPr>
-          <w:rStyle w:val="Hyperlink"/>
-          <w:rFonts w:ascii="TH SarabunPSK" w:hAnsi="TH SarabunPSK" w:cs="TH SarabunPSK"/>
-          <w:color w:val="000000" w:themeColor="text1"/>
-          <w:sz w:val="32"/>
-          <w:szCs w:val="32"/>
-          <w:u w:val="none"/>
-        </w:rPr>
-        <w:t xml:space="preserve">  </w:t>
+        <w:t xml:space="preserve">6/ectiard.2025-5-2.258701  </w:t>
       </w:r>
       <w:r>
         <w:rPr>
@@ -4499,14 +4231,6 @@
           <w:sz w:val="32"/>
           <w:szCs w:val="32"/>
         </w:rPr>
-      </w:r>
-      <w:r>
-        <w:rPr>
-          <w:rFonts w:ascii="TH SarabunPSK" w:hAnsi="TH SarabunPSK" w:cs="TH SarabunPSK"/>
-          <w:color w:val="000000" w:themeColor="text1"/>
-          <w:sz w:val="32"/>
-          <w:szCs w:val="32"/>
-        </w:rPr>
         <w:fldChar w:fldCharType="separate"/>
       </w:r>
       <w:r>
@@ -4796,14 +4520,6 @@
           <w:sz w:val="32"/>
           <w:szCs w:val="32"/>
         </w:rPr>
-      </w:r>
-      <w:r>
-        <w:rPr>
-          <w:rFonts w:ascii="TH SarabunPSK" w:hAnsi="TH SarabunPSK" w:cs="TH SarabunPSK"/>
-          <w:color w:val="000000" w:themeColor="text1"/>
-          <w:sz w:val="32"/>
-          <w:szCs w:val="32"/>
-        </w:rPr>
         <w:fldChar w:fldCharType="separate"/>
       </w:r>
       <w:r>
@@ -4840,18 +4556,7 @@
           <w:u w:val="none"/>
         </w:rPr>
         <w:tab/>
-        <w:t>tal</w:t>
-      </w:r>
-      <w:r>
-        <w:rPr>
-          <w:rStyle w:val="Hyperlink"/>
-          <w:rFonts w:ascii="TH SarabunPSK" w:hAnsi="TH SarabunPSK" w:cs="TH SarabunPSK"/>
-          <w:color w:val="000000" w:themeColor="text1"/>
-          <w:sz w:val="32"/>
-          <w:szCs w:val="32"/>
-          <w:u w:val="none"/>
-        </w:rPr>
-        <w:t>.car.chula.ac.th/</w:t>
+        <w:t>tal.car.chula.ac.th/</w:t>
       </w:r>
       <w:proofErr w:type="spellStart"/>
       <w:r>
@@ -5127,14 +4832,6 @@
           <w:sz w:val="32"/>
           <w:szCs w:val="32"/>
         </w:rPr>
-      </w:r>
-      <w:r>
-        <w:rPr>
-          <w:rFonts w:ascii="TH SarabunPSK" w:hAnsi="TH SarabunPSK" w:cs="TH SarabunPSK"/>
-          <w:color w:val="000000" w:themeColor="text1"/>
-          <w:sz w:val="32"/>
-          <w:szCs w:val="32"/>
-        </w:rPr>
         <w:fldChar w:fldCharType="separate"/>
       </w:r>
       <w:r>
@@ -5348,14 +5045,6 @@
           <w:szCs w:val="32"/>
         </w:rPr>
         <w:instrText xml:space="preserve"> HYPERLINK "https://journalgrad.ssru.ac.th/index.php/8thconference/article/view/5660" </w:instrText>
-      </w:r>
-      <w:r>
-        <w:rPr>
-          <w:rFonts w:ascii="TH SarabunPSK" w:hAnsi="TH SarabunPSK" w:cs="TH SarabunPSK"/>
-          <w:color w:val="000000" w:themeColor="text1"/>
-          <w:sz w:val="32"/>
-          <w:szCs w:val="32"/>
-        </w:rPr>
       </w:r>
       <w:r>
         <w:rPr>
@@ -5640,14 +5329,6 @@
           <w:sz w:val="32"/>
           <w:szCs w:val="32"/>
         </w:rPr>
-      </w:r>
-      <w:r>
-        <w:rPr>
-          <w:rFonts w:ascii="TH SarabunPSK" w:hAnsi="TH SarabunPSK" w:cs="TH SarabunPSK"/>
-          <w:color w:val="000000" w:themeColor="text1"/>
-          <w:sz w:val="32"/>
-          <w:szCs w:val="32"/>
-        </w:rPr>
         <w:fldChar w:fldCharType="separate"/>
       </w:r>
       <w:r>
@@ -5686,29 +5367,7 @@
           <w:u w:val="none"/>
         </w:rPr>
         <w:tab/>
-        <w:t>O06</w:t>
-      </w:r>
-      <w:r>
-        <w:rPr>
-          <w:rStyle w:val="Hyperlink"/>
-          <w:rFonts w:ascii="TH SarabunPSK" w:hAnsi="TH SarabunPSK" w:cs="TH SarabunPSK"/>
-          <w:color w:val="000000" w:themeColor="text1"/>
-          <w:sz w:val="32"/>
-          <w:szCs w:val="32"/>
-          <w:u w:val="none"/>
-        </w:rPr>
-        <w:t>.tci-thaijo.org/index.php/vrurdistjournal/article/download</w:t>
-      </w:r>
-      <w:r>
-        <w:rPr>
-          <w:rStyle w:val="Hyperlink"/>
-          <w:rFonts w:ascii="TH SarabunPSK" w:hAnsi="TH SarabunPSK" w:cs="TH SarabunPSK"/>
-          <w:color w:val="000000" w:themeColor="text1"/>
-          <w:sz w:val="32"/>
-          <w:szCs w:val="32"/>
-          <w:u w:val="none"/>
-        </w:rPr>
-        <w:t>/281100/192803</w:t>
+        <w:t>O06.tci-thaijo.org/index.php/vrurdistjournal/article/download/281100/192803</w:t>
       </w:r>
     </w:p>
     <w:p>
@@ -6259,7 +5918,7 @@
       <w:headerReference w:type="default" r:id="rId12"/>
       <w:pgSz w:w="11906" w:h="16838" w:code="9"/>
       <w:pgMar w:top="2160" w:right="1440" w:bottom="1440" w:left="2160" w:header="1440" w:footer="720" w:gutter="0"/>
-      <w:pgNumType w:start="56"/>
+      <w:pgNumType w:start="97"/>
       <w:cols w:space="708"/>
       <w:docGrid w:linePitch="360"/>
     </w:sectPr>
@@ -6321,18 +5980,32 @@
 <w:hdr xmlns:wpc="http://schemas.microsoft.com/office/word/2010/wordprocessingCanvas" xmlns:cx="http://schemas.microsoft.com/office/drawing/2014/chartex" xmlns:cx1="http://schemas.microsoft.com/office/drawing/2015/9/8/chartex" xmlns:cx2="http://schemas.microsoft.com/office/drawing/2015/10/21/chartex" xmlns:cx3="http://schemas.microsoft.com/office/drawing/2016/5/9/chartex" xmlns:cx4="http://schemas.microsoft.com/office/drawing/2016/5/10/chartex" xmlns:cx5="http://schemas.microsoft.com/office/drawing/2016/5/11/chartex" xmlns:cx6="http://schemas.microsoft.com/office/drawing/2016/5/12/chartex" xmlns:cx7="http://schemas.microsoft.com/office/drawing/2016/5/13/chartex" xmlns:cx8="http://schemas.microsoft.com/office/drawing/2016/5/14/chartex" xmlns:mc="http://schemas.openxmlformats.org/markup-compatibility/2006" xmlns:aink="http://schemas.microsoft.com/office/drawing/2016/ink" xmlns:am3d="http://schemas.microsoft.com/office/drawing/2017/model3d" xmlns:o="urn:schemas-microsoft-com:office:office" xmlns:r="http://schemas.openxmlformats.org/officeDocument/2006/relationships" xmlns:m="http://schemas.openxmlformats.org/officeDocument/2006/math" xmlns:v="urn:schemas-microsoft-com:vml" xmlns:wp14="http://schemas.microsoft.com/office/word/2010/wordprocessingDrawing" xmlns:wp="http://schemas.openxmlformats.org/drawingml/2006/wordprocessingDrawing" xmlns:w10="urn:schemas-microsoft-com:office:word" xmlns:w="http://schemas.openxmlformats.org/wordprocessingml/2006/main" xmlns:w14="http://schemas.microsoft.com/office/word/2010/wordml" xmlns:w15="http://schemas.microsoft.com/office/word/2012/wordml" xmlns:w16cex="http://schemas.microsoft.com/office/word/2018/wordml/cex" xmlns:w16cid="http://schemas.microsoft.com/office/word/2016/wordml/cid" xmlns:w16="http://schemas.microsoft.com/office/word/2018/wordml" xmlns:w16sdtdh="http://schemas.microsoft.com/office/word/2020/wordml/sdtdatahash" xmlns:w16se="http://schemas.microsoft.com/office/word/2015/wordml/symex" xmlns:wpg="http://schemas.microsoft.com/office/word/2010/wordprocessingGroup" xmlns:wpi="http://schemas.microsoft.com/office/word/2010/wordprocessingInk" xmlns:wne="http://schemas.microsoft.com/office/word/2006/wordml" xmlns:wps="http://schemas.microsoft.com/office/word/2010/wordprocessingShape" mc:Ignorable="w14 w15 w16se w16cid w16 w16cex w16sdtdh wp14">
   <w:sdt>
     <w:sdtPr>
-      <w:id w:val="-72903589"/>
+      <w:rPr>
+        <w:rFonts w:ascii="TH SarabunPSK" w:hAnsi="TH SarabunPSK" w:cs="TH SarabunPSK"/>
+        <w:sz w:val="32"/>
+        <w:szCs w:val="32"/>
+      </w:rPr>
+      <w:id w:val="237753194"/>
       <w:docPartObj>
         <w:docPartGallery w:val="Page Numbers (Top of Page)"/>
         <w:docPartUnique/>
       </w:docPartObj>
     </w:sdtPr>
-    <w:sdtEndPr/>
+    <w:sdtEndPr>
+      <w:rPr>
+        <w:noProof/>
+      </w:rPr>
+    </w:sdtEndPr>
     <w:sdtContent>
       <w:p>
         <w:pPr>
           <w:pStyle w:val="Header"/>
           <w:jc w:val="right"/>
+          <w:rPr>
+            <w:rFonts w:ascii="TH SarabunPSK" w:hAnsi="TH SarabunPSK" w:cs="TH SarabunPSK"/>
+            <w:sz w:val="32"/>
+            <w:szCs w:val="32"/>
+          </w:rPr>
         </w:pPr>
         <w:r>
           <w:rPr>
@@ -6379,6 +6052,12 @@
       </w:p>
     </w:sdtContent>
   </w:sdt>
+  <w:p>
+    <w:pPr>
+      <w:pStyle w:val="Header"/>
+      <w:jc w:val="right"/>
+    </w:pPr>
+  </w:p>
 </w:hdr>
 </file>
 
@@ -8547,6 +8226,7 @@
   <w:style w:type="character" w:default="1" w:styleId="DefaultParagraphFont">
     <w:name w:val="Default Paragraph Font"/>
     <w:uiPriority w:val="1"/>
+    <w:semiHidden/>
     <w:unhideWhenUsed/>
   </w:style>
   <w:style w:type="table" w:default="1" w:styleId="TableNormal">
